--- a/materialy/ankiety/karta-wdrozenia.docx
+++ b/materialy/ankiety/karta-wdrozenia.docx
@@ -2057,8 +2057,10 @@
       </w:r>
     </w:p>
     <w:sectPr>
+      <w:headerReference w:type="default" r:id="rId8"/>
+      <w:footerReference w:type="default" r:id="rId9"/>
       <w:pgSz w:w="11906" w:h="16838" w:orient="portrait"/>
-      <w:pgMar w:top="1000" w:right="1000" w:bottom="1000" w:left="1000" w:header="708" w:footer="708" w:gutter="0"/>
+      <w:pgMar w:top="1701" w:right="1000" w:bottom="1000" w:left="1000" w:header="454" w:footer="454" w:gutter="0"/>
       <w:pgNumType/>
       <w:docGrid w:linePitch="360"/>
     </w:sectPr>
@@ -2107,6 +2109,24 @@
 </w:endnotes>
 </file>
 
+<file path=word/footer1.xml><?xml version="1.0" encoding="utf-8"?>
+<w:ftr xmlns:m="http://schemas.openxmlformats.org/officeDocument/2006/math" xmlns:mc="http://schemas.openxmlformats.org/markup-compatibility/2006" xmlns:mo="http://schemas.microsoft.com/office/mac/office/2008/main" xmlns:mv="urn:schemas-microsoft-com:mac:vml" xmlns:o="urn:schemas-microsoft-com:office:office" xmlns:r="http://schemas.openxmlformats.org/officeDocument/2006/relationships" xmlns:v="urn:schemas-microsoft-com:vml" xmlns:w10="urn:schemas-microsoft-com:office:word" xmlns:w14="http://schemas.microsoft.com/office/word/2010/wordml" xmlns:w="http://schemas.openxmlformats.org/wordprocessingml/2006/main" xmlns:wne="http://schemas.microsoft.com/office/word/2006/wordml" xmlns:wp14="http://schemas.microsoft.com/office/word/2010/wordprocessingDrawing" xmlns:wp="http://schemas.openxmlformats.org/drawingml/2006/wordprocessingDrawing" xmlns:wpc="http://schemas.microsoft.com/office/word/2010/wordprocessingCanvas" xmlns:wpg="http://schemas.microsoft.com/office/word/2010/wordprocessingGroup" xmlns:wpi="http://schemas.microsoft.com/office/word/2010/wordprocessingInk" xmlns:wps="http://schemas.microsoft.com/office/word/2010/wordprocessingShape" mc:Ignorable="w14 wp14">
+  <w:p>
+    <w:pPr>
+      <w:pStyle w:val="Footer"/>
+    </w:pPr>
+    <w:r/>
+    <w:r>
+      <w:rPr>
+        <w:color w:val="46616B"/>
+        <w:sz w:val="14"/>
+      </w:rPr>
+      <w:t>Dofinansowane przez Unię Europejską. Poglądy i opinie wyrażone są jednak wyłącznie poglądami autora lub autorów i niekoniecznie odzwierciedlają poglądy Unii Europejskiej lub Europejskiej Agencji Wykonawczej ds. Edukacji i Kultury (EACEA). Unia Europejska ani EACEA nie ponoszą za nie odpowiedzialności. Materiał udostępniony na licencji CC BY 4.0 (creativecommons.org/licenses/by/4.0/deed.pl).</w:t>
+    </w:r>
+  </w:p>
+</w:ftr>
+</file>
+
 <file path=word/footnotes.xml><?xml version="1.0" encoding="utf-8"?>
 <w:footnotes xmlns:wpc="http://schemas.microsoft.com/office/word/2010/wordprocessingCanvas" xmlns:mc="http://schemas.openxmlformats.org/markup-compatibility/2006" xmlns:o="urn:schemas-microsoft-com:office:office" xmlns:r="http://schemas.openxmlformats.org/officeDocument/2006/relationships" xmlns:m="http://schemas.openxmlformats.org/officeDocument/2006/math" xmlns:v="urn:schemas-microsoft-com:vml" xmlns:wp14="http://schemas.microsoft.com/office/word/2010/wordprocessingDrawing" xmlns:wp="http://schemas.openxmlformats.org/drawingml/2006/wordprocessingDrawing" xmlns:w10="urn:schemas-microsoft-com:office:word" xmlns:w="http://schemas.openxmlformats.org/wordprocessingml/2006/main" xmlns:w14="http://schemas.microsoft.com/office/word/2010/wordml" xmlns:w15="http://schemas.microsoft.com/office/word/2012/wordml" xmlns:wpg="http://schemas.microsoft.com/office/word/2010/wordprocessingGroup" xmlns:wpi="http://schemas.microsoft.com/office/word/2010/wordprocessingInk" xmlns:wne="http://schemas.microsoft.com/office/word/2006/wordml" xmlns:wps="http://schemas.microsoft.com/office/word/2010/wordprocessingShape" mc:Ignorable="w14 w15 wp14">
   <w:footnote w:type="separator" w:id="-1">
@@ -2142,6 +2162,227 @@
     </w:p>
   </w:footnote>
 </w:footnotes>
+</file>
+
+<file path=word/header1.xml><?xml version="1.0" encoding="utf-8"?>
+<w:hdr xmlns:m="http://schemas.openxmlformats.org/officeDocument/2006/math" xmlns:mc="http://schemas.openxmlformats.org/markup-compatibility/2006" xmlns:mo="http://schemas.microsoft.com/office/mac/office/2008/main" xmlns:mv="urn:schemas-microsoft-com:mac:vml" xmlns:o="urn:schemas-microsoft-com:office:office" xmlns:r="http://schemas.openxmlformats.org/officeDocument/2006/relationships" xmlns:v="urn:schemas-microsoft-com:vml" xmlns:w10="urn:schemas-microsoft-com:office:word" xmlns:w14="http://schemas.microsoft.com/office/word/2010/wordml" xmlns:w="http://schemas.openxmlformats.org/wordprocessingml/2006/main" xmlns:wne="http://schemas.microsoft.com/office/word/2006/wordml" xmlns:wp14="http://schemas.microsoft.com/office/word/2010/wordprocessingDrawing" xmlns:wp="http://schemas.openxmlformats.org/drawingml/2006/wordprocessingDrawing" xmlns:wpc="http://schemas.microsoft.com/office/word/2010/wordprocessingCanvas" xmlns:wpg="http://schemas.microsoft.com/office/word/2010/wordprocessingGroup" xmlns:wpi="http://schemas.microsoft.com/office/word/2010/wordprocessingInk" xmlns:wps="http://schemas.microsoft.com/office/word/2010/wordprocessingShape" mc:Ignorable="w14 wp14">
+  <w:p>
+    <w:pPr>
+      <w:pStyle w:val="Header"/>
+    </w:pPr>
+    <w:r/>
+  </w:p>
+  <w:tbl>
+    <w:tblPr>
+      <w:tblW w:type="auto" w:w="0"/>
+      <w:tblLook w:firstColumn="1" w:firstRow="1" w:lastColumn="0" w:lastRow="0" w:noHBand="0" w:noVBand="1" w:val="04A0"/>
+      <w:tblBorders>
+        <w:top w:val="nil"/>
+        <w:left w:val="nil"/>
+        <w:bottom w:val="nil"/>
+        <w:right w:val="nil"/>
+        <w:insideH w:val="nil"/>
+        <w:insideV w:val="nil"/>
+      </w:tblBorders>
+    </w:tblPr>
+    <w:tblGrid>
+      <w:gridCol w:w="2476"/>
+      <w:gridCol w:w="2476"/>
+      <w:gridCol w:w="2476"/>
+      <w:gridCol w:w="2476"/>
+    </w:tblGrid>
+    <w:tr>
+      <w:tc>
+        <w:tcPr>
+          <w:tcW w:type="dxa" w:w="1701"/>
+          <w:vAlign w:val="center"/>
+        </w:tcPr>
+        <w:p>
+          <w:pPr>
+            <w:jc w:val="left"/>
+          </w:pPr>
+          <w:r>
+            <w:drawing>
+              <wp:inline xmlns:a="http://schemas.openxmlformats.org/drawingml/2006/main" xmlns:pic="http://schemas.openxmlformats.org/drawingml/2006/picture">
+                <wp:extent cx="292320" cy="432000"/>
+                <wp:docPr id="1" name="Picture 1"/>
+                <wp:cNvGraphicFramePr>
+                  <a:graphicFrameLocks noChangeAspect="1"/>
+                </wp:cNvGraphicFramePr>
+                <a:graphic>
+                  <a:graphicData uri="http://schemas.openxmlformats.org/drawingml/2006/picture">
+                    <pic:pic>
+                      <pic:nvPicPr>
+                        <pic:cNvPr id="0" name="tuz.png"/>
+                        <pic:cNvPicPr/>
+                      </pic:nvPicPr>
+                      <pic:blipFill>
+                        <a:blip r:embed="rId1"/>
+                        <a:stretch>
+                          <a:fillRect/>
+                        </a:stretch>
+                      </pic:blipFill>
+                      <pic:spPr>
+                        <a:xfrm>
+                          <a:off x="0" y="0"/>
+                          <a:ext cx="292320" cy="432000"/>
+                        </a:xfrm>
+                        <a:prstGeom prst="rect"/>
+                      </pic:spPr>
+                    </pic:pic>
+                  </a:graphicData>
+                </a:graphic>
+              </wp:inline>
+            </w:drawing>
+          </w:r>
+        </w:p>
+      </w:tc>
+      <w:tc>
+        <w:tcPr>
+          <w:tcW w:type="dxa" w:w="2835"/>
+          <w:vAlign w:val="center"/>
+        </w:tcPr>
+        <w:p>
+          <w:pPr>
+            <w:jc w:val="center"/>
+          </w:pPr>
+          <w:r>
+            <w:drawing>
+              <wp:inline xmlns:a="http://schemas.openxmlformats.org/drawingml/2006/main" xmlns:pic="http://schemas.openxmlformats.org/drawingml/2006/picture">
+                <wp:extent cx="792450" cy="270000"/>
+                <wp:docPr id="2" name="Picture 2"/>
+                <wp:cNvGraphicFramePr>
+                  <a:graphicFrameLocks noChangeAspect="1"/>
+                </wp:cNvGraphicFramePr>
+                <a:graphic>
+                  <a:graphicData uri="http://schemas.openxmlformats.org/drawingml/2006/picture">
+                    <pic:pic>
+                      <pic:nvPicPr>
+                        <pic:cNvPr id="0" name="cove-polska.png"/>
+                        <pic:cNvPicPr/>
+                      </pic:nvPicPr>
+                      <pic:blipFill>
+                        <a:blip r:embed="rId2"/>
+                        <a:stretch>
+                          <a:fillRect/>
+                        </a:stretch>
+                      </pic:blipFill>
+                      <pic:spPr>
+                        <a:xfrm>
+                          <a:off x="0" y="0"/>
+                          <a:ext cx="792450" cy="270000"/>
+                        </a:xfrm>
+                        <a:prstGeom prst="rect"/>
+                      </pic:spPr>
+                    </pic:pic>
+                  </a:graphicData>
+                </a:graphic>
+              </wp:inline>
+            </w:drawing>
+          </w:r>
+        </w:p>
+      </w:tc>
+      <w:tc>
+        <w:tcPr>
+          <w:tcW w:type="dxa" w:w="1984"/>
+          <w:vAlign w:val="center"/>
+        </w:tcPr>
+        <w:p>
+          <w:pPr>
+            <w:jc w:val="center"/>
+          </w:pPr>
+          <w:r>
+            <w:drawing>
+              <wp:inline xmlns:a="http://schemas.openxmlformats.org/drawingml/2006/main" xmlns:pic="http://schemas.openxmlformats.org/drawingml/2006/picture">
+                <wp:extent cx="361680" cy="396000"/>
+                <wp:docPr id="3" name="Picture 3"/>
+                <wp:cNvGraphicFramePr>
+                  <a:graphicFrameLocks noChangeAspect="1"/>
+                </wp:cNvGraphicFramePr>
+                <a:graphic>
+                  <a:graphicData uri="http://schemas.openxmlformats.org/drawingml/2006/picture">
+                    <pic:pic>
+                      <pic:nvPicPr>
+                        <pic:cNvPr id="0" name="win4smes.png"/>
+                        <pic:cNvPicPr/>
+                      </pic:nvPicPr>
+                      <pic:blipFill>
+                        <a:blip r:embed="rId3"/>
+                        <a:stretch>
+                          <a:fillRect/>
+                        </a:stretch>
+                      </pic:blipFill>
+                      <pic:spPr>
+                        <a:xfrm>
+                          <a:off x="0" y="0"/>
+                          <a:ext cx="361680" cy="396000"/>
+                        </a:xfrm>
+                        <a:prstGeom prst="rect"/>
+                      </pic:spPr>
+                    </pic:pic>
+                  </a:graphicData>
+                </a:graphic>
+              </wp:inline>
+            </w:drawing>
+          </w:r>
+        </w:p>
+      </w:tc>
+      <w:tc>
+        <w:tcPr>
+          <w:tcW w:type="dxa" w:w="3402"/>
+          <w:vAlign w:val="center"/>
+        </w:tcPr>
+        <w:p>
+          <w:pPr>
+            <w:jc w:val="right"/>
+          </w:pPr>
+          <w:r>
+            <w:drawing>
+              <wp:inline xmlns:a="http://schemas.openxmlformats.org/drawingml/2006/main" xmlns:pic="http://schemas.openxmlformats.org/drawingml/2006/picture">
+                <wp:extent cx="1346625" cy="270000"/>
+                <wp:docPr id="4" name="Picture 4"/>
+                <wp:cNvGraphicFramePr>
+                  <a:graphicFrameLocks noChangeAspect="1"/>
+                </wp:cNvGraphicFramePr>
+                <a:graphic>
+                  <a:graphicData uri="http://schemas.openxmlformats.org/drawingml/2006/picture">
+                    <pic:pic>
+                      <pic:nvPicPr>
+                        <pic:cNvPr id="0" name="eu-dofinansowanie.png"/>
+                        <pic:cNvPicPr/>
+                      </pic:nvPicPr>
+                      <pic:blipFill>
+                        <a:blip r:embed="rId4"/>
+                        <a:stretch>
+                          <a:fillRect/>
+                        </a:stretch>
+                      </pic:blipFill>
+                      <pic:spPr>
+                        <a:xfrm>
+                          <a:off x="0" y="0"/>
+                          <a:ext cx="1346625" cy="270000"/>
+                        </a:xfrm>
+                        <a:prstGeom prst="rect"/>
+                      </pic:spPr>
+                    </pic:pic>
+                  </a:graphicData>
+                </a:graphic>
+              </wp:inline>
+            </w:drawing>
+          </w:r>
+        </w:p>
+      </w:tc>
+    </w:tr>
+  </w:tbl>
+  <w:p>
+    <w:pPr>
+      <w:pBdr>
+        <w:bottom w:val="single" w:sz="4" w:space="4" w:color="B9C6CC"/>
+      </w:pBdr>
+      <w:spacing w:after="0"/>
+    </w:pPr>
+  </w:p>
+</w:hdr>
 </file>
 
 <file path=word/numbering.xml><?xml version="1.0" encoding="utf-8"?>
